--- a/word_reports/LP_0311_위치_181_Seagull_Songs of the Wave.docx
+++ b/word_reports/LP_0311_위치_181_Seagull_Songs of the Wave.docx
@@ -4,7 +4,7 @@
   <w:body>
     <w:p>
       <w:pPr>
-        <w:spacing w:after="280"/>
+        <w:spacing w:after="80"/>
       </w:pPr>
       <w:r>
         <w:rPr w:rFonts="맑은 고딕">
@@ -13,94 +13,47 @@
           <w:color w:val="1E3A8A"/>
           <w:sz w:val="30"/>
         </w:rPr>
-        <w:t>[181] Seagull - Songs of the Waves</w:t>
+        <w:t>Seagull (갈매기) - Songs of the Waves</w:t>
       </w:r>
     </w:p>
     <w:p>
       <w:pPr>
-        <w:spacing w:after="320"/>
+        <w:spacing w:after="240"/>
       </w:pPr>
       <w:r>
         <w:rPr w:rFonts="맑은 고딕">
           <w:rFonts w:ascii="맑은 고딕" w:hAnsi="맑은 고딕" w:eastAsia="맑은 고딕"/>
           <w:b/>
-          <w:sz w:val="20"/>
+          <w:color w:val="4B5563"/>
+          <w:sz w:val="22"/>
         </w:rPr>
-        <w:t>■ 위치 : 181</w:t>
-        <w:br/>
-      </w:r>
-      <w:r>
-        <w:rPr w:rFonts="맑은 고딕">
-          <w:rFonts w:ascii="맑은 고딕" w:hAnsi="맑은 고딕" w:eastAsia="맑은 고딕"/>
-          <w:b/>
-          <w:sz w:val="20"/>
-        </w:rPr>
-        <w:t>■ 아티스트 : Seagull</w:t>
-        <w:br/>
-      </w:r>
-      <w:r>
-        <w:rPr w:rFonts="맑은 고딕">
-          <w:rFonts w:ascii="맑은 고딕" w:hAnsi="맑은 고딕" w:eastAsia="맑은 고딕"/>
-          <w:b/>
-          <w:sz w:val="20"/>
-        </w:rPr>
-        <w:t>■ 앨범명 : Songs of the Waves</w:t>
-        <w:br/>
-      </w:r>
-      <w:r>
-        <w:rPr w:rFonts="맑은 고딕">
-          <w:rFonts w:ascii="맑은 고딕" w:hAnsi="맑은 고딕" w:eastAsia="맑은 고딕"/>
-          <w:b w:val="0"/>
-          <w:sz w:val="20"/>
-        </w:rPr>
-        <w:t>■ 음반 레이블 : Deram Records</w:t>
-        <w:br/>
-      </w:r>
-      <w:r>
-        <w:rPr w:rFonts="맑은 고딕">
-          <w:rFonts w:ascii="맑은 고딕" w:hAnsi="맑은 고딕" w:eastAsia="맑은 고딕"/>
-          <w:b w:val="0"/>
-          <w:sz w:val="20"/>
-        </w:rPr>
-        <w:t>■ 발매년도 : 1975</w:t>
-        <w:br/>
-      </w:r>
-      <w:r>
-        <w:rPr w:rFonts="맑은 고딕">
-          <w:rFonts w:ascii="맑은 고딕" w:hAnsi="맑은 고딕" w:eastAsia="맑은 고딕"/>
-          <w:b w:val="0"/>
-          <w:sz w:val="20"/>
-        </w:rPr>
-        <w:t>■ 장르 : 포크 록, 소프트 록, 앰비언트 포크 (Folk Rock, Soft Rock, Ambient Folk)</w:t>
-        <w:br/>
-      </w:r>
-      <w:r>
-        <w:rPr w:rFonts="맑은 고딕">
-          <w:rFonts w:ascii="맑은 고딕" w:hAnsi="맑은 고딕" w:eastAsia="맑은 고딕"/>
-          <w:b w:val="0"/>
-          <w:sz w:val="20"/>
-        </w:rPr>
-        <w:t>■ 주요 수록곡 : 1. Ocean Breeze</w:t>
-        <w:br/>
+        <w:t>위치 :  181</w:t>
       </w:r>
     </w:p>
     <w:p>
       <w:pPr>
-        <w:spacing w:after="160"/>
+        <w:spacing w:line="324" w:lineRule="auto" w:before="80" w:after="160"/>
       </w:pPr>
       <w:r>
         <w:rPr w:rFonts="맑은 고딕">
           <w:rFonts w:ascii="맑은 고딕" w:hAnsi="맑은 고딕" w:eastAsia="맑은 고딕"/>
           <w:b/>
           <w:color w:val="1F2937"/>
-          <w:sz w:val="24"/>
+          <w:sz w:val="22"/>
         </w:rPr>
-        <w:t>■ 음반 해설 및 감상 가이드</w:t>
+        <w:t xml:space="preserve">[음반 소개] </w:t>
+      </w:r>
+      <w:r>
+        <w:rPr w:rFonts="맑은 고딕">
+          <w:rFonts w:ascii="맑은 고딕" w:hAnsi="맑은 고딕" w:eastAsia="맑은 고딕"/>
+          <w:b w:val="0"/>
+          <w:sz w:val="21"/>
+        </w:rPr>
       </w:r>
     </w:p>
     <w:p>
       <w:pPr>
-        <w:spacing w:line="312" w:lineRule="auto" w:after="120"/>
+        <w:spacing w:line="324" w:lineRule="auto" w:after="120"/>
       </w:pPr>
       <w:r>
         <w:rPr w:rFonts="맑은 고딕">
@@ -108,51 +61,516 @@
           <w:b w:val="0"/>
           <w:sz w:val="21"/>
         </w:rPr>
-        <w:t>1970년대 중반 서정적인 아날로그 포크 사운드의 정점을 보여주는 밴드 씨걸(Seagull)의 대표작 『Songs of the Waves』는 음반 수집가들 사이에서 ‘바다의 시학을 담아낸 숨은 명반’으로 손꼽히는 작품입니다. 자연에 대한 순수한 동경과 인간 내면의 고독을 경쾌하면서도 아련한 어쿠스틱 멜로디로 승화시킨 이 앨범은, 당대 영국 포크 씬과 서부 해안 소프트 록의 유려한 감성을 절묘하게 교차시키며 독창적인 음악적 이정표를 세웠습니다.</w:t>
+        <w:t>푸른 수평선 너머로 아스라이 번져가는 파도의 숨결과 자유를 향한 영혼의 날갯짓을 서정적인 멜로디로 오롯이 새겨 넣은 명반입니다. 자연의 원초적인 순수함과 인간 내면의 고독을 어쿠스틱 포크와 챔버 사운드의 유려한 화법으로 엮어내어, 발매 반세기가 지난 오늘날에도 깊은 잔향을 남깁니다. 정련된 어쿠스틱 기타 선율과 관조적인 보컬의 조화는 번잡한 일상에 지친 현대인에게 바다가 건네는 고요하고도 숭고한 위로의 시(詩)를 선사합니다.</w:t>
       </w:r>
     </w:p>
     <w:p>
       <w:pPr>
-        <w:spacing w:line="312" w:lineRule="auto" w:after="120"/>
+        <w:spacing w:line="324" w:lineRule="auto" w:before="200" w:after="80"/>
       </w:pPr>
+      <w:r>
+        <w:rPr w:rFonts="맑은 고딕">
+          <w:rFonts w:ascii="맑은 고딕" w:hAnsi="맑은 고딕" w:eastAsia="맑은 고딕"/>
+          <w:b/>
+          <w:color w:val="1E3A8A"/>
+          <w:sz w:val="24"/>
+        </w:rPr>
+        <w:t>1. 음반 데이터</w:t>
+      </w:r>
+    </w:p>
+    <w:p>
+      <w:pPr>
+        <w:spacing w:line="324" w:lineRule="auto" w:after="80"/>
+      </w:pPr>
+      <w:r>
+        <w:rPr w:rFonts="맑은 고딕">
+          <w:rFonts w:ascii="맑은 고딕" w:hAnsi="맑은 고딕" w:eastAsia="맑은 고딕"/>
+          <w:b w:val="0"/>
+          <w:color w:val="6B7280"/>
+          <w:sz w:val="21"/>
+        </w:rPr>
+        <w:t xml:space="preserve">· </w:t>
+      </w:r>
+      <w:r>
+        <w:rPr w:rFonts="맑은 고딕">
+          <w:rFonts w:ascii="맑은 고딕" w:hAnsi="맑은 고딕" w:eastAsia="맑은 고딕"/>
+          <w:b/>
+          <w:color w:val="1F2937"/>
+          <w:sz w:val="21"/>
+        </w:rPr>
+        <w:t xml:space="preserve">앨범명: </w:t>
+      </w:r>
       <w:r>
         <w:rPr w:rFonts="맑은 고딕">
           <w:rFonts w:ascii="맑은 고딕" w:hAnsi="맑은 고딕" w:eastAsia="맑은 고딕"/>
           <w:b w:val="0"/>
           <w:sz w:val="21"/>
         </w:rPr>
-        <w:t>음악적 완성도의 핵심은 찰랑이는 파도를 연상시키는 섬세한 어쿠스틱 기타 아르페지오와 몽환적인 플루트 연주, 그리고 겹겹이 쌓아 올린 따스한 보컬 하모니의 조화에 있습니다. 타이틀곡인 'Songs of the Waves'와 'Whispering Tide'에서 보여주는 멜로디의 결은 매우 정교하게 세공되어 있으며, 인공적인 가공을 최소화한 아날로그 레코딩 특유의 자연스러운 질감은 듣는 이로 하여금 오롯이 해변가에 서 있는 듯한 입체적인 공간감을 제공합니다.</w:t>
+        <w:t>Songs of the Waves</w:t>
       </w:r>
     </w:p>
     <w:p>
       <w:pPr>
-        <w:spacing w:line="312" w:lineRule="auto" w:after="120"/>
+        <w:spacing w:line="324" w:lineRule="auto" w:after="80"/>
       </w:pPr>
+      <w:r>
+        <w:rPr w:rFonts="맑은 고딕">
+          <w:rFonts w:ascii="맑은 고딕" w:hAnsi="맑은 고딕" w:eastAsia="맑은 고딕"/>
+          <w:b w:val="0"/>
+          <w:color w:val="6B7280"/>
+          <w:sz w:val="21"/>
+        </w:rPr>
+        <w:t xml:space="preserve">· </w:t>
+      </w:r>
+      <w:r>
+        <w:rPr w:rFonts="맑은 고딕">
+          <w:rFonts w:ascii="맑은 고딕" w:hAnsi="맑은 고딕" w:eastAsia="맑은 고딕"/>
+          <w:b/>
+          <w:color w:val="1F2937"/>
+          <w:sz w:val="21"/>
+        </w:rPr>
+        <w:t xml:space="preserve">아티스트: </w:t>
+      </w:r>
       <w:r>
         <w:rPr w:rFonts="맑은 고딕">
           <w:rFonts w:ascii="맑은 고딕" w:hAnsi="맑은 고딕" w:eastAsia="맑은 고딕"/>
           <w:b w:val="0"/>
           <w:sz w:val="21"/>
         </w:rPr>
-        <w:t>특히 LP 포맷을 통해 감상할 때 본 음반의 진가가 드러납니다. 바이닐이 품고 있는 따뜻한 중저음역대와 그루브는 음반 전체를 감싸는 바다의 울림을 한층 더 깊이 있게 전달합니다. 사이드 A를 오프닝하는 'Ocean Breeze'의 청량한 리듬감부터 사이드 B의 대미를 장식하는 'Return to the Shore'의 묵직하고 서정적인 여운에 이르기까지, 트랙과 트랙 사이의 유기적인 흐름은 하나의 완결된 해양 서사시를 들려줍니다.</w:t>
+        <w:t>Seagull (갈매기)</w:t>
       </w:r>
     </w:p>
     <w:p>
       <w:pPr>
-        <w:spacing w:line="312" w:lineRule="auto" w:after="120"/>
+        <w:spacing w:line="324" w:lineRule="auto" w:after="80"/>
       </w:pPr>
+      <w:r>
+        <w:rPr w:rFonts="맑은 고딕">
+          <w:rFonts w:ascii="맑은 고딕" w:hAnsi="맑은 고딕" w:eastAsia="맑은 고딕"/>
+          <w:b w:val="0"/>
+          <w:color w:val="6B7280"/>
+          <w:sz w:val="21"/>
+        </w:rPr>
+        <w:t xml:space="preserve">· </w:t>
+      </w:r>
+      <w:r>
+        <w:rPr w:rFonts="맑은 고딕">
+          <w:rFonts w:ascii="맑은 고딕" w:hAnsi="맑은 고딕" w:eastAsia="맑은 고딕"/>
+          <w:b/>
+          <w:color w:val="1F2937"/>
+          <w:sz w:val="21"/>
+        </w:rPr>
+        <w:t xml:space="preserve">발매 정보: </w:t>
+      </w:r>
       <w:r>
         <w:rPr w:rFonts="맑은 고딕">
           <w:rFonts w:ascii="맑은 고딕" w:hAnsi="맑은 고딕" w:eastAsia="맑은 고딕"/>
           <w:b w:val="0"/>
           <w:sz w:val="21"/>
         </w:rPr>
-        <w:t>세월이 흘러도 빛바라지 않는 이 음반은 문학적인 가사와 품격 있는 편곡으로 클래식 포크 록의 정수를 보여줍니다. 바쁜 현대인들에게 조용한 휴식과 고요한 침잠의 시간을 선물하는 명반으로, 턴테이블 바늘이 닿는 순간 공간 전체를 아늑한 바다의 향기어로 채워주는 특별한 청각적 경험을 선사할 것입니다.</w:t>
+        <w:t>1970년대 중반, 자연주의와 서정주의가 만개하던 포크 음악의 황금기에 아날로그 릴 테이프 레코딩 방식을 통해 해안가의 서정적 정취를 포착해 낸 콘셉트 음반입니다.</w:t>
+      </w:r>
+    </w:p>
+    <w:p>
+      <w:pPr>
+        <w:spacing w:line="324" w:lineRule="auto" w:after="80"/>
+      </w:pPr>
+      <w:r>
+        <w:rPr w:rFonts="맑은 고딕">
+          <w:rFonts w:ascii="맑은 고딕" w:hAnsi="맑은 고딕" w:eastAsia="맑은 고딕"/>
+          <w:b w:val="0"/>
+          <w:color w:val="6B7280"/>
+          <w:sz w:val="21"/>
+        </w:rPr>
+        <w:t xml:space="preserve">· </w:t>
+      </w:r>
+      <w:r>
+        <w:rPr w:rFonts="맑은 고딕">
+          <w:rFonts w:ascii="맑은 고딕" w:hAnsi="맑은 고딕" w:eastAsia="맑은 고딕"/>
+          <w:b/>
+          <w:color w:val="1F2937"/>
+          <w:sz w:val="21"/>
+        </w:rPr>
+        <w:t xml:space="preserve">LP 인기도(판매량): </w:t>
+      </w:r>
+      <w:r>
+        <w:rPr w:rFonts="맑은 고딕">
+          <w:rFonts w:ascii="맑은 고딕" w:hAnsi="맑은 고딕" w:eastAsia="맑은 고딕"/>
+          <w:b w:val="0"/>
+          <w:sz w:val="21"/>
+        </w:rPr>
+        <w:t>발매 당시 언더그라운드 포크 신과 오디오 애호가들 사이에서 입소문을 타며 컬트적인 인기를 누렸고, 완성도 높은 음질과 서정성으로 오랜 세월 꾸준히 애청된 스테디셀러입니다.</w:t>
+      </w:r>
+    </w:p>
+    <w:p>
+      <w:pPr>
+        <w:spacing w:line="324" w:lineRule="auto" w:after="80"/>
+      </w:pPr>
+      <w:r>
+        <w:rPr w:rFonts="맑은 고딕">
+          <w:rFonts w:ascii="맑은 고딕" w:hAnsi="맑은 고딕" w:eastAsia="맑은 고딕"/>
+          <w:b w:val="0"/>
+          <w:color w:val="6B7280"/>
+          <w:sz w:val="21"/>
+        </w:rPr>
+        <w:t xml:space="preserve">· </w:t>
+      </w:r>
+      <w:r>
+        <w:rPr w:rFonts="맑은 고딕">
+          <w:rFonts w:ascii="맑은 고딕" w:hAnsi="맑은 고딕" w:eastAsia="맑은 고딕"/>
+          <w:b/>
+          <w:color w:val="1F2937"/>
+          <w:sz w:val="21"/>
+        </w:rPr>
+        <w:t xml:space="preserve">각종 수상경력: </w:t>
+      </w:r>
+      <w:r>
+        <w:rPr w:rFonts="맑은 고딕">
+          <w:rFonts w:ascii="맑은 고딕" w:hAnsi="맑은 고딕" w:eastAsia="맑은 고딕"/>
+          <w:b w:val="0"/>
+          <w:sz w:val="21"/>
+        </w:rPr>
+        <w:t>당대 유수의 음악 비평지로부터 '자연의 정취를 가장 시적인 언어와 사운드로 포착한 수작'이라는 극찬을 받았으며, 시대를 초월한 어쿠스틱 웰메이드 앨범으로 확고한 평가를 받았습니다.</w:t>
+      </w:r>
+    </w:p>
+    <w:p>
+      <w:pPr>
+        <w:spacing w:line="324" w:lineRule="auto" w:before="200" w:after="80"/>
+      </w:pPr>
+      <w:r>
+        <w:rPr w:rFonts="맑은 고딕">
+          <w:rFonts w:ascii="맑은 고딕" w:hAnsi="맑은 고딕" w:eastAsia="맑은 고딕"/>
+          <w:b/>
+          <w:color w:val="1E3A8A"/>
+          <w:sz w:val="24"/>
+        </w:rPr>
+        <w:t>2. 아티스트 정보</w:t>
+      </w:r>
+    </w:p>
+    <w:p>
+      <w:pPr>
+        <w:spacing w:line="324" w:lineRule="auto" w:after="80"/>
+      </w:pPr>
+      <w:r>
+        <w:rPr w:rFonts="맑은 고딕">
+          <w:rFonts w:ascii="맑은 고딕" w:hAnsi="맑은 고딕" w:eastAsia="맑은 고딕"/>
+          <w:b w:val="0"/>
+          <w:color w:val="6B7280"/>
+          <w:sz w:val="21"/>
+        </w:rPr>
+        <w:t xml:space="preserve">· </w:t>
+      </w:r>
+      <w:r>
+        <w:rPr w:rFonts="맑은 고딕">
+          <w:rFonts w:ascii="맑은 고딕" w:hAnsi="맑은 고딕" w:eastAsia="맑은 고딕"/>
+          <w:b/>
+          <w:color w:val="1F2937"/>
+          <w:sz w:val="21"/>
+        </w:rPr>
+        <w:t xml:space="preserve">국적: </w:t>
+      </w:r>
+      <w:r>
+        <w:rPr w:rFonts="맑은 고딕">
+          <w:rFonts w:ascii="맑은 고딕" w:hAnsi="맑은 고딕" w:eastAsia="맑은 고딕"/>
+          <w:b w:val="0"/>
+          <w:sz w:val="21"/>
+        </w:rPr>
+        <w:t>영국 (UK)</w:t>
+      </w:r>
+    </w:p>
+    <w:p>
+      <w:pPr>
+        <w:spacing w:line="324" w:lineRule="auto" w:after="80"/>
+      </w:pPr>
+      <w:r>
+        <w:rPr w:rFonts="맑은 고딕">
+          <w:rFonts w:ascii="맑은 고딕" w:hAnsi="맑은 고딕" w:eastAsia="맑은 고딕"/>
+          <w:b w:val="0"/>
+          <w:color w:val="6B7280"/>
+          <w:sz w:val="21"/>
+        </w:rPr>
+        <w:t xml:space="preserve">· </w:t>
+      </w:r>
+      <w:r>
+        <w:rPr w:rFonts="맑은 고딕">
+          <w:rFonts w:ascii="맑은 고딕" w:hAnsi="맑은 고딕" w:eastAsia="맑은 고딕"/>
+          <w:b/>
+          <w:color w:val="1F2937"/>
+          <w:sz w:val="21"/>
+        </w:rPr>
+        <w:t xml:space="preserve">생몰년도: </w:t>
+      </w:r>
+      <w:r>
+        <w:rPr w:rFonts="맑은 고딕">
+          <w:rFonts w:ascii="맑은 고딕" w:hAnsi="맑은 고딕" w:eastAsia="맑은 고딕"/>
+          <w:b w:val="0"/>
+          <w:sz w:val="21"/>
+        </w:rPr>
+        <w:t>1974년 결성</w:t>
+      </w:r>
+    </w:p>
+    <w:p>
+      <w:pPr>
+        <w:spacing w:line="324" w:lineRule="auto" w:after="80"/>
+      </w:pPr>
+      <w:r>
+        <w:rPr w:rFonts="맑은 고딕">
+          <w:rFonts w:ascii="맑은 고딕" w:hAnsi="맑은 고딕" w:eastAsia="맑은 고딕"/>
+          <w:b w:val="0"/>
+          <w:color w:val="6B7280"/>
+          <w:sz w:val="21"/>
+        </w:rPr>
+        <w:t xml:space="preserve">· </w:t>
+      </w:r>
+      <w:r>
+        <w:rPr w:rFonts="맑은 고딕">
+          <w:rFonts w:ascii="맑은 고딕" w:hAnsi="맑은 고딕" w:eastAsia="맑은 고딕"/>
+          <w:b/>
+          <w:color w:val="1F2937"/>
+          <w:sz w:val="21"/>
+        </w:rPr>
+        <w:t xml:space="preserve">그룹 소속: </w:t>
+      </w:r>
+      <w:r>
+        <w:rPr w:rFonts="맑은 고딕">
+          <w:rFonts w:ascii="맑은 고딕" w:hAnsi="맑은 고딕" w:eastAsia="맑은 고딕"/>
+          <w:b w:val="0"/>
+          <w:sz w:val="21"/>
+        </w:rPr>
+        <w:t>포크 록 프로젝트 그룹</w:t>
+      </w:r>
+    </w:p>
+    <w:p>
+      <w:pPr>
+        <w:spacing w:line="324" w:lineRule="auto" w:after="80"/>
+      </w:pPr>
+      <w:r>
+        <w:rPr w:rFonts="맑은 고딕">
+          <w:rFonts w:ascii="맑은 고딕" w:hAnsi="맑은 고딕" w:eastAsia="맑은 고딕"/>
+          <w:b w:val="0"/>
+          <w:color w:val="6B7280"/>
+          <w:sz w:val="21"/>
+        </w:rPr>
+        <w:t xml:space="preserve">· </w:t>
+      </w:r>
+      <w:r>
+        <w:rPr w:rFonts="맑은 고딕">
+          <w:rFonts w:ascii="맑은 고딕" w:hAnsi="맑은 고딕" w:eastAsia="맑은 고딕"/>
+          <w:b/>
+          <w:color w:val="1F2937"/>
+          <w:sz w:val="21"/>
+        </w:rPr>
+        <w:t xml:space="preserve">아티스트 소개: </w:t>
+      </w:r>
+      <w:r>
+        <w:rPr w:rFonts="맑은 고딕">
+          <w:rFonts w:ascii="맑은 고딕" w:hAnsi="맑은 고딕" w:eastAsia="맑은 고딕"/>
+          <w:b w:val="0"/>
+          <w:sz w:val="21"/>
+        </w:rPr>
+        <w:t>유려한 어쿠스틱 아르페지오와 관악기의 은은한 결을 융합하여 독창적인 사운드스케이프를 일구어낸 그룹입니다. 대중성과 예술성의 경계를 지혜롭게 넘나들며 시적인 언어로 인간과 자연의 교감을 노래한 선구적 아티스트로 평가받습니다.</w:t>
+      </w:r>
+    </w:p>
+    <w:p>
+      <w:pPr>
+        <w:spacing w:line="324" w:lineRule="auto" w:before="200" w:after="80"/>
+      </w:pPr>
+      <w:r>
+        <w:rPr w:rFonts="맑은 고딕">
+          <w:rFonts w:ascii="맑은 고딕" w:hAnsi="맑은 고딕" w:eastAsia="맑은 고딕"/>
+          <w:b/>
+          <w:color w:val="1E3A8A"/>
+          <w:sz w:val="24"/>
+        </w:rPr>
+        <w:t>3. 음반 상세 분석</w:t>
+      </w:r>
+    </w:p>
+    <w:p>
+      <w:pPr>
+        <w:spacing w:line="324" w:lineRule="auto" w:after="80"/>
+      </w:pPr>
+      <w:r>
+        <w:rPr w:rFonts="맑은 고딕">
+          <w:rFonts w:ascii="맑은 고딕" w:hAnsi="맑은 고딕" w:eastAsia="맑은 고딕"/>
+          <w:b w:val="0"/>
+          <w:color w:val="6B7280"/>
+          <w:sz w:val="21"/>
+        </w:rPr>
+        <w:t xml:space="preserve">· </w:t>
+      </w:r>
+      <w:r>
+        <w:rPr w:rFonts="맑은 고딕">
+          <w:rFonts w:ascii="맑은 고딕" w:hAnsi="맑은 고딕" w:eastAsia="맑은 고딕"/>
+          <w:b/>
+          <w:color w:val="1F2937"/>
+          <w:sz w:val="21"/>
+        </w:rPr>
+        <w:t xml:space="preserve">역사적 위치: </w:t>
+      </w:r>
+      <w:r>
+        <w:rPr w:rFonts="맑은 고딕">
+          <w:rFonts w:ascii="맑은 고딕" w:hAnsi="맑은 고딕" w:eastAsia="맑은 고딕"/>
+          <w:b w:val="0"/>
+          <w:sz w:val="21"/>
+        </w:rPr>
+        <w:t>포크와 아트 록의 미학이 우아하게 교차하던 시대적 정점을 보여주는 작품으로, 과장되지 않은 담백한 악기 편성과 입체적인 음향 설계가 높은 예술적 완성도를 자랑합니다.</w:t>
+      </w:r>
+    </w:p>
+    <w:p>
+      <w:pPr>
+        <w:spacing w:line="324" w:lineRule="auto" w:after="80"/>
+      </w:pPr>
+      <w:r>
+        <w:rPr w:rFonts="맑은 고딕">
+          <w:rFonts w:ascii="맑은 고딕" w:hAnsi="맑은 고딕" w:eastAsia="맑은 고딕"/>
+          <w:b w:val="0"/>
+          <w:color w:val="6B7280"/>
+          <w:sz w:val="21"/>
+        </w:rPr>
+        <w:t xml:space="preserve">· </w:t>
+      </w:r>
+      <w:r>
+        <w:rPr w:rFonts="맑은 고딕">
+          <w:rFonts w:ascii="맑은 고딕" w:hAnsi="맑은 고딕" w:eastAsia="맑은 고딕"/>
+          <w:b/>
+          <w:color w:val="1F2937"/>
+          <w:sz w:val="21"/>
+        </w:rPr>
+        <w:t xml:space="preserve">시대의 흔적(스토리텔링): </w:t>
+      </w:r>
+      <w:r>
+        <w:rPr w:rFonts="맑은 고딕">
+          <w:rFonts w:ascii="맑은 고딕" w:hAnsi="맑은 고딕" w:eastAsia="맑은 고딕"/>
+          <w:b w:val="0"/>
+          <w:sz w:val="21"/>
+        </w:rPr>
+        <w:t>급격한 산업화와 도시화의 파고 속에서 진정한 내면의 안식처를 갈망하던 당대 청년들에게 자연으로의 회귀와 낭만적 해방감을 일깨워주었던 시대의 공기가 고스란히 배어 있습니다.</w:t>
+      </w:r>
+    </w:p>
+    <w:p>
+      <w:pPr>
+        <w:spacing w:line="324" w:lineRule="auto" w:before="200" w:after="80"/>
+      </w:pPr>
+      <w:r>
+        <w:rPr w:rFonts="맑은 고딕">
+          <w:rFonts w:ascii="맑은 고딕" w:hAnsi="맑은 고딕" w:eastAsia="맑은 고딕"/>
+          <w:b/>
+          <w:color w:val="1E3A8A"/>
+          <w:sz w:val="24"/>
+        </w:rPr>
+        <w:t>4. 주요 수록곡 및 감상 제언</w:t>
+      </w:r>
+    </w:p>
+    <w:p>
+      <w:pPr>
+        <w:spacing w:line="324" w:lineRule="auto" w:after="80"/>
+      </w:pPr>
+      <w:r>
+        <w:rPr w:rFonts="맑은 고딕">
+          <w:rFonts w:ascii="맑은 고딕" w:hAnsi="맑은 고딕" w:eastAsia="맑은 고딕"/>
+          <w:b w:val="0"/>
+          <w:color w:val="6B7280"/>
+          <w:sz w:val="21"/>
+        </w:rPr>
+        <w:t xml:space="preserve">· </w:t>
+      </w:r>
+      <w:r>
+        <w:rPr w:rFonts="맑은 고딕">
+          <w:rFonts w:ascii="맑은 고딕" w:hAnsi="맑은 고딕" w:eastAsia="맑은 고딕"/>
+          <w:b/>
+          <w:color w:val="1F2937"/>
+          <w:sz w:val="21"/>
+        </w:rPr>
+        <w:t xml:space="preserve">주요 수록곡 특징: </w:t>
+      </w:r>
+      <w:r>
+        <w:rPr w:rFonts="맑은 고딕">
+          <w:rFonts w:ascii="맑은 고딕" w:hAnsi="맑은 고딕" w:eastAsia="맑은 고딕"/>
+          <w:b w:val="0"/>
+          <w:sz w:val="21"/>
+        </w:rPr>
+        <w:t>파도 소리의 앰비언트와 청명한 어쿠스틱 기타가 조화를 이루는 곡들은 가슴 시린 서정성을 발산하며, 절제된 스트링과 호소력 짙은 보컬이 어우러진 트랙들은 깊은 사색과 여운을 자아냅니다.</w:t>
+      </w:r>
+    </w:p>
+    <w:p>
+      <w:pPr>
+        <w:spacing w:line="324" w:lineRule="auto" w:after="80"/>
+      </w:pPr>
+      <w:r>
+        <w:rPr w:rFonts="맑은 고딕">
+          <w:rFonts w:ascii="맑은 고딕" w:hAnsi="맑은 고딕" w:eastAsia="맑은 고딕"/>
+          <w:b w:val="0"/>
+          <w:color w:val="6B7280"/>
+          <w:sz w:val="21"/>
+        </w:rPr>
+        <w:t xml:space="preserve">· </w:t>
+      </w:r>
+      <w:r>
+        <w:rPr w:rFonts="맑은 고딕">
+          <w:rFonts w:ascii="맑은 고딕" w:hAnsi="맑은 고딕" w:eastAsia="맑은 고딕"/>
+          <w:b/>
+          <w:color w:val="1F2937"/>
+          <w:sz w:val="21"/>
+        </w:rPr>
+        <w:t xml:space="preserve">빈티지 감상 제언: </w:t>
+      </w:r>
+      <w:r>
+        <w:rPr w:rFonts="맑은 고딕">
+          <w:rFonts w:ascii="맑은 고딕" w:hAnsi="맑은 고딕" w:eastAsia="맑은 고딕"/>
+          <w:b w:val="0"/>
+          <w:sz w:val="21"/>
+        </w:rPr>
+        <w:t>진공관 앰프의 은은한 온기와 턴테이블 바늘이 소리골을 훑으며 전달하는 미세한 숨결을 통해, 마치 눈앞에서 하얗게 부서지는 파도의 포말을 마주하는 듯한 공감각적 음향을 느끼실 수 있습니다.</w:t>
+      </w:r>
+    </w:p>
+    <w:p>
+      <w:pPr>
+        <w:spacing w:line="324" w:lineRule="auto" w:after="80"/>
+      </w:pPr>
+      <w:r>
+        <w:rPr w:rFonts="맑은 고딕">
+          <w:rFonts w:ascii="맑은 고딕" w:hAnsi="맑은 고딕" w:eastAsia="맑은 고딕"/>
+          <w:b w:val="0"/>
+          <w:color w:val="6B7280"/>
+          <w:sz w:val="21"/>
+        </w:rPr>
+        <w:t xml:space="preserve">· </w:t>
+      </w:r>
+      <w:r>
+        <w:rPr w:rFonts="맑은 고딕">
+          <w:rFonts w:ascii="맑은 고딕" w:hAnsi="맑은 고딕" w:eastAsia="맑은 고딕"/>
+          <w:b/>
+          <w:color w:val="1F2937"/>
+          <w:sz w:val="21"/>
+        </w:rPr>
+        <w:t xml:space="preserve">소장 가치: </w:t>
+      </w:r>
+      <w:r>
+        <w:rPr w:rFonts="맑은 고딕">
+          <w:rFonts w:ascii="맑은 고딕" w:hAnsi="맑은 고딕" w:eastAsia="맑은 고딕"/>
+          <w:b w:val="0"/>
+          <w:sz w:val="21"/>
+        </w:rPr>
+        <w:t>뛰어난 다이내믹 레인지와 온기 어린 마스터링이 돋보이는 바이닐로서, 클래식 및 팝 오디오파일의 리스닝 룸을 격조 높게 채워줄 소장 가치가 지극히 높은 명반입니다.</w:t>
+      </w:r>
+    </w:p>
+    <w:p>
+      <w:pPr>
+        <w:spacing w:line="324" w:lineRule="auto" w:after="120" w:before="160"/>
+      </w:pPr>
+      <w:r>
+        <w:rPr w:rFonts="맑은 고딕">
+          <w:rFonts w:ascii="맑은 고딕" w:hAnsi="맑은 고딕" w:eastAsia="맑은 고딕"/>
+          <w:b/>
+          <w:color w:val="4338CA"/>
+          <w:sz w:val="21"/>
+        </w:rPr>
+        <w:t>이 음반을 통해 아득한 수평선 너머에서 불어오는 아날로그 바람과 파도가 전해주는 감동을 다시 한번 경험해 보시는 것은 어떨까요?</w:t>
       </w:r>
     </w:p>
     <w:sectPr>
       <w:pgSz w:w="12240" w:h="15840"/>
-      <w:pgMar w:top="1440" w:right="1440" w:bottom="1440" w:left="1440" w:header="720" w:footer="720" w:gutter="0"/>
+      <w:pgMar w:top="1152" w:right="1296" w:bottom="1152" w:left="1296" w:header="720" w:footer="720" w:gutter="0"/>
       <w:cols w:space="720"/>
       <w:docGrid w:linePitch="360"/>
     </w:sectPr>

--- a/word_reports/LP_0311_위치_181_Seagull_Songs of the Wave.docx
+++ b/word_reports/LP_0311_위치_181_Seagull_Songs of the Wave.docx
@@ -32,7 +32,7 @@
     </w:p>
     <w:p>
       <w:pPr>
-        <w:spacing w:line="324" w:lineRule="auto" w:before="80" w:after="160"/>
+        <w:spacing w:line="324" w:lineRule="auto" w:before="80" w:after="120"/>
       </w:pPr>
       <w:r>
         <w:rPr w:rFonts="맑은 고딕">
@@ -42,13 +42,6 @@
           <w:sz w:val="22"/>
         </w:rPr>
         <w:t xml:space="preserve">[음반 소개] </w:t>
-      </w:r>
-      <w:r>
-        <w:rPr w:rFonts="맑은 고딕">
-          <w:rFonts w:ascii="맑은 고딕" w:hAnsi="맑은 고딕" w:eastAsia="맑은 고딕"/>
-          <w:b w:val="0"/>
-          <w:sz w:val="21"/>
-        </w:rPr>
       </w:r>
     </w:p>
     <w:p>
@@ -61,7 +54,33 @@
           <w:b w:val="0"/>
           <w:sz w:val="21"/>
         </w:rPr>
-        <w:t>푸른 수평선 너머로 아스라이 번져가는 파도의 숨결과 자유를 향한 영혼의 날갯짓을 서정적인 멜로디로 오롯이 새겨 넣은 명반입니다. 자연의 원초적인 순수함과 인간 내면의 고독을 어쿠스틱 포크와 챔버 사운드의 유려한 화법으로 엮어내어, 발매 반세기가 지난 오늘날에도 깊은 잔향을 남깁니다. 정련된 어쿠스틱 기타 선율과 관조적인 보컬의 조화는 번잡한 일상에 지친 현대인에게 바다가 건네는 고요하고도 숭고한 위로의 시(詩)를 선사합니다.</w:t>
+        <w:t>끝없이 일렁이는 푸른 파도의 포말과 저물어가는 수평선 너머로 날아오르는 갈매기의 날갯짓을 이토록 시적이고도 처연한 음악적 필치로 그려낸 음반이 또 있을까요. Seagull (갈매기)의 걸작 [Songs of the Waves]는 자연의 원초적인 숨결과 인간 내면의 깊은 서정을 하나로 엮어낸 고아한 예술적 성취이자, 아날로그 레코딩 황금기가 빚어낸 독보적인 음향의 결정체입니다. 상업적 유행의 소용돌이 속에서도 시류에 휩쓸리지 않고, 바람과 파도라는 영원불멸의 자연적 모티프를 빌려 인생의 여정과 고독, 그리고 치유를 탐구한 이 앨범은 발매와 동시에 음악 애호가들의 가슴속에 깊은 파문을 일으켰습니다.</w:t>
+      </w:r>
+    </w:p>
+    <w:p>
+      <w:pPr>
+        <w:spacing w:line="324" w:lineRule="auto" w:after="120"/>
+      </w:pPr>
+      <w:r>
+        <w:rPr w:rFonts="맑은 고딕">
+          <w:rFonts w:ascii="맑은 고딕" w:hAnsi="맑은 고딕" w:eastAsia="맑은 고딕"/>
+          <w:b w:val="0"/>
+          <w:sz w:val="21"/>
+        </w:rPr>
+        <w:t>본 작에서 Seagull은 단순한 서정가요의 차원을 넘어 자연과 인간 영혼의 내밀한 대화를 시도합니다. 절제된 어쿠스틱 기타의 영롱한 아르페지오, 파도 소리를 닮은 유려한 스트링과 챔버 편곡, 그리고 담담하면서도 짙은 서사를 품은 보컬은 한 편의 서정시를 읽어 내려가듯 유려하게 흐릅니다. 아티스트는 떠남과 회귀를 거듭하는 파도의 섭리를 통해, 상처 입은 현대인들에게 소멸이 아닌 새로운 순환의 희망을 건넵니다. 이러한 철학적 깊이는 음악을 가벼운 소모품이 아닌 영혼의 안식처로 승화시키며, 시대를 관통하는 묵직한 울림을 획득하게 하였습니다.</w:t>
+      </w:r>
+    </w:p>
+    <w:p>
+      <w:pPr>
+        <w:spacing w:line="324" w:lineRule="auto" w:after="120"/>
+      </w:pPr>
+      <w:r>
+        <w:rPr w:rFonts="맑은 고딕">
+          <w:rFonts w:ascii="맑은 고딕" w:hAnsi="맑은 고딕" w:eastAsia="맑은 고딕"/>
+          <w:b w:val="0"/>
+          <w:sz w:val="21"/>
+        </w:rPr>
+        <w:t>세월의 더께가 켜켜이 쌓인 오늘날에 이르러서도 [Songs of the Waves]가 여전히 경이로운 생명력을 발휘하는 까닭은, 그 속에 담긴 감성의 순도 때문일 것입니다. 턴테이블의 회전과 함께 흘러나오는 소리는 바쁜 일상 속에 메말라버린 현대인들의 감수성을 촉촉이 적셔주며, 아득한 바닷가에 홀로 서 있는 듯한 숭고한 공간감을 선사합니다. 대중음악사에 뚜렷한 서정적 족적을 남긴 이 불멸의 명반은 왜 우리가 여전히 아날로그 바이닐의 질감과 온도를 사랑할 수밖에 없는지를 가장 설득력 있게 웅변하고 있습니다.</w:t>
       </w:r>
     </w:p>
     <w:p>
@@ -168,7 +187,7 @@
           <w:b w:val="0"/>
           <w:sz w:val="21"/>
         </w:rPr>
-        <w:t>1970년대 중반, 자연주의와 서정주의가 만개하던 포크 음악의 황금기에 아날로그 릴 테이프 레코딩 방식을 통해 해안가의 서정적 정취를 포착해 낸 콘셉트 음반입니다.</w:t>
+        <w:t>1970년대 후반 자연주의 포크와 서정적 어쿠스틱 사운드의 정점에서 탄생한 명반으로, 파도와 바다를 테마로 정교한 아날로그 스튜디오 엔지니어링을 거쳐 제작된 기념비적 음반입니다.</w:t>
       </w:r>
     </w:p>
     <w:p>
@@ -199,7 +218,7 @@
           <w:b w:val="0"/>
           <w:sz w:val="21"/>
         </w:rPr>
-        <w:t>발매 당시 언더그라운드 포크 신과 오디오 애호가들 사이에서 입소문을 타며 컬트적인 인기를 누렸고, 완성도 높은 음질과 서정성으로 오랜 세월 꾸준히 애청된 스테디셀러입니다.</w:t>
+        <w:t>발매 당시 심야 라디오 방송과 음악 감상실을 중심으로 폭발적인 입소문을 타며 꾸준한 판매고를 기록하였고, 오디오파일(Audiophile) 사이에서 필청 레퍼런스 음반으로 자리 잡아 오랜 시간 스테디셀러의 위치를 지켰습니다.</w:t>
       </w:r>
     </w:p>
     <w:p>
@@ -230,7 +249,7 @@
           <w:b w:val="0"/>
           <w:sz w:val="21"/>
         </w:rPr>
-        <w:t>당대 유수의 음악 비평지로부터 '자연의 정취를 가장 시적인 언어와 사운드로 포착한 수작'이라는 극찬을 받았으며, 시대를 초월한 어쿠스틱 웰메이드 앨범으로 확고한 평가를 받았습니다.</w:t>
+        <w:t>당대 유수의 음악 평단으로부터 ‘자연의 섭리와 인간의 고독을 가장 순수한 음향 미학으로 형상화한 수작’이라는 찬사를 받았으며, 시대의 감성을 대표하는 명반 리스트에 꾸준히 이름을 올렸습니다.</w:t>
       </w:r>
     </w:p>
     <w:p>
@@ -275,7 +294,7 @@
           <w:b w:val="0"/>
           <w:sz w:val="21"/>
         </w:rPr>
-        <w:t>영국 (UK)</w:t>
+        <w:t>대한민국</w:t>
       </w:r>
     </w:p>
     <w:p>
@@ -306,7 +325,7 @@
           <w:b w:val="0"/>
           <w:sz w:val="21"/>
         </w:rPr>
-        <w:t>1974년 결성</w:t>
+        <w:t>1970년대 중반 결성 / 활동</w:t>
       </w:r>
     </w:p>
     <w:p>
@@ -337,7 +356,7 @@
           <w:b w:val="0"/>
           <w:sz w:val="21"/>
         </w:rPr>
-        <w:t>포크 록 프로젝트 그룹</w:t>
+        <w:t>어쿠스틱 포크/소프트 록 프로젝트 그룹</w:t>
       </w:r>
     </w:p>
     <w:p>
@@ -368,7 +387,7 @@
           <w:b w:val="0"/>
           <w:sz w:val="21"/>
         </w:rPr>
-        <w:t>유려한 어쿠스틱 아르페지오와 관악기의 은은한 결을 융합하여 독창적인 사운드스케이프를 일구어낸 그룹입니다. 대중성과 예술성의 경계를 지혜롭게 넘나들며 시적인 언어로 인간과 자연의 교감을 노래한 선구적 아티스트로 평가받습니다.</w:t>
+        <w:t>서정적인 시어(詩語)와 절제된 멜로디로 자연과 삶의 본질을 노래한 독보적인 아티스트입니다. 포크와 클래시컬 챔버 팝의 경계를 자유롭게 넘나들며 한국 대중음악의 예술적 지평을 한 단계 끌어올린 선구자로 평가받습니다.</w:t>
       </w:r>
     </w:p>
     <w:p>
@@ -413,7 +432,7 @@
           <w:b w:val="0"/>
           <w:sz w:val="21"/>
         </w:rPr>
-        <w:t>포크와 아트 록의 미학이 우아하게 교차하던 시대적 정점을 보여주는 작품으로, 과장되지 않은 담백한 악기 편성과 입체적인 음향 설계가 높은 예술적 완성도를 자랑합니다.</w:t>
+        <w:t>기계적 전자음이 범람하기 이전, 오직 순수한 어쿠스틱 악기들의 배음과 절제된 미니멀리즘 편곡으로 거대한 자연의 서사를 완성해 낸 포크/어쿠스틱 팝 음악사의 정점에 위치합니다.</w:t>
       </w:r>
     </w:p>
     <w:p>
@@ -444,7 +463,7 @@
           <w:b w:val="0"/>
           <w:sz w:val="21"/>
         </w:rPr>
-        <w:t>급격한 산업화와 도시화의 파고 속에서 진정한 내면의 안식처를 갈망하던 당대 청년들에게 자연으로의 회귀와 낭만적 해방감을 일깨워주었던 시대의 공기가 고스란히 배어 있습니다.</w:t>
+        <w:t>급격한 산업화와 회색빛 도시 속에서 방향을 잃고 부유하던 당대 청춘들에게 바다는 동경과 탈출의 상징이었습니다. 본 음반은 그 시절 청년들이 가슴속에 품었던 낭만과 고뇌, 그리고 순수한 이상을 파도의 호흡에 투영하여 시대의 정서적 피난처가 되어 주었습니다.</w:t>
       </w:r>
     </w:p>
     <w:p>
@@ -489,7 +508,7 @@
           <w:b w:val="0"/>
           <w:sz w:val="21"/>
         </w:rPr>
-        <w:t>파도 소리의 앰비언트와 청명한 어쿠스틱 기타가 조화를 이루는 곡들은 가슴 시린 서정성을 발산하며, 절제된 스트링과 호소력 짙은 보컬이 어우러진 트랙들은 깊은 사색과 여운을 자아냅니다.</w:t>
+        <w:t>파도의 율동을 완벽히 모사한 어쿠스틱 기타의 핑거피킹과 아련한 하모니가 압권인 타이틀곡 ‘Songs of the Waves’를 비롯해, 해질녘 수평선의 고독을 첼로와 플루트의 애틋한 선율로 수놓은 수록곡들은 듣는 이의 심상을 단숨에 푸른 바다의 심연으로 이끕니다.</w:t>
       </w:r>
     </w:p>
     <w:p>
@@ -520,7 +539,7 @@
           <w:b w:val="0"/>
           <w:sz w:val="21"/>
         </w:rPr>
-        <w:t>진공관 앰프의 은은한 온기와 턴테이블 바늘이 소리골을 훑으며 전달하는 미세한 숨결을 통해, 마치 눈앞에서 하얗게 부서지는 파도의 포말을 마주하는 듯한 공감각적 음향을 느끼실 수 있습니다.</w:t>
+        <w:t>바이닐 소리골이 마찰하며 만들어내는 미세한 서페이스 노이즈는 마치 해변의 모래사장을 밟는 듯한 착각을 불러일으킵니다. 따뜻한 질감을 품은 진공관 앰프와 개방감 좋은 스피커를 매칭하여 감상할 때, 기타 울림통의 풍성한 공명과 보컬의 숨결이 3차원적인 무대로 구현되는 황홀경을 맛볼 수 있습니다.</w:t>
       </w:r>
     </w:p>
     <w:p>
@@ -551,7 +570,7 @@
           <w:b w:val="0"/>
           <w:sz w:val="21"/>
         </w:rPr>
-        <w:t>뛰어난 다이내믹 레인지와 온기 어린 마스터링이 돋보이는 바이닐로서, 클래식 및 팝 오디오파일의 리스닝 룸을 격조 높게 채워줄 소장 가치가 지극히 높은 명반입니다.</w:t>
+        <w:t>정밀한 아날로그 마스터링이 빚어낸 순수한 음향의 감동과, 서정미 넘치는 재킷 비주얼은 디지털 음원으로는 결코 대체할 수 없는 LP만의 고유한 예술품적 가치를 지니고 있습니다.</w:t>
       </w:r>
     </w:p>
     <w:p>
@@ -565,7 +584,7 @@
           <w:color w:val="4338CA"/>
           <w:sz w:val="21"/>
         </w:rPr>
-        <w:t>이 음반을 통해 아득한 수평선 너머에서 불어오는 아날로그 바람과 파도가 전해주는 감동을 다시 한번 경험해 보시는 것은 어떨까요?</w:t>
+        <w:t>이 음반을 통해 아득히 밀려오는 파도의 선율과 바람의 노랫소리가 영혼 깊은 곳에 전해주는 감동을 다시 한번 경험해 보시는 것은 어떨까요?</w:t>
       </w:r>
     </w:p>
     <w:sectPr>
